--- a/Технологии обеспечения информационной безопасности/Практика/ББМО-01-25 ЖелезняковРА ПР 3.1.docx
+++ b/Технологии обеспечения информационной безопасности/Практика/ББМО-01-25 ЖелезняковРА ПР 3.1.docx
@@ -568,7 +568,25 @@
           <w:szCs w:val="28"/>
         </w:rPr>
         <w:lastRenderedPageBreak/>
-        <w:t>Цель: Приобрести практические навыки аудита сетевых служб операционной системы и научиться находить информацию об их уязвимостях в общедоступных базах данных.</w:t>
+        <w:t>Цель</w:t>
+      </w:r>
+      <w:proofErr w:type="gramStart"/>
+      <w:r>
+        <w:rPr>
+          <w:rFonts w:ascii="Times New Roman" w:hAnsi="Times New Roman" w:cs="Times New Roman"/>
+          <w:sz w:val="28"/>
+          <w:szCs w:val="28"/>
+        </w:rPr>
+        <w:t>: Приобрести</w:t>
+      </w:r>
+      <w:proofErr w:type="gramEnd"/>
+      <w:r>
+        <w:rPr>
+          <w:rFonts w:ascii="Times New Roman" w:hAnsi="Times New Roman" w:cs="Times New Roman"/>
+          <w:sz w:val="28"/>
+          <w:szCs w:val="28"/>
+        </w:rPr>
+        <w:t xml:space="preserve"> практические навыки аудита сетевых служб операционной системы и научиться находить информацию об их уязвимостях в общедоступных базах данных.</w:t>
       </w:r>
     </w:p>
     <w:p>
@@ -1631,9 +1649,9 @@
           <w:szCs w:val="28"/>
         </w:rPr>
         <w:drawing>
-          <wp:inline distT="0" distB="0" distL="0" distR="0" wp14:anchorId="0B41E1E1" wp14:editId="7983298F">
-            <wp:extent cx="6678930" cy="4465320"/>
-            <wp:effectExtent l="0" t="0" r="1270" b="5080"/>
+          <wp:inline distT="0" distB="0" distL="0" distR="0" wp14:anchorId="0B41E1E1" wp14:editId="526CD6AD">
+            <wp:extent cx="6092190" cy="4073044"/>
+            <wp:effectExtent l="0" t="0" r="3810" b="3810"/>
             <wp:docPr id="522367338" name="Рисунок 5"/>
             <wp:cNvGraphicFramePr>
               <a:graphicFrameLocks xmlns:a="http://schemas.openxmlformats.org/drawingml/2006/main" noChangeAspect="1"/>
@@ -1660,7 +1678,7 @@
                   <pic:spPr>
                     <a:xfrm>
                       <a:off x="0" y="0"/>
-                      <a:ext cx="6678930" cy="4465320"/>
+                      <a:ext cx="6101112" cy="4079009"/>
                     </a:xfrm>
                     <a:prstGeom prst="rect">
                       <a:avLst/>
@@ -1952,25 +1970,25 @@
           <w:sz w:val="28"/>
           <w:szCs w:val="28"/>
         </w:rPr>
+        <w:t>1. Откройте Терминал.</w:t>
+      </w:r>
+    </w:p>
+    <w:p>
+      <w:pPr>
+        <w:jc w:val="both"/>
+        <w:rPr>
+          <w:rFonts w:ascii="Times New Roman" w:hAnsi="Times New Roman" w:cs="Times New Roman"/>
+          <w:sz w:val="28"/>
+          <w:szCs w:val="28"/>
+        </w:rPr>
+      </w:pPr>
+      <w:r>
+        <w:rPr>
+          <w:rFonts w:ascii="Times New Roman" w:hAnsi="Times New Roman" w:cs="Times New Roman"/>
+          <w:sz w:val="28"/>
+          <w:szCs w:val="28"/>
+        </w:rPr>
         <w:lastRenderedPageBreak/>
-        <w:t>1. Откройте Терминал.</w:t>
-      </w:r>
-    </w:p>
-    <w:p>
-      <w:pPr>
-        <w:jc w:val="both"/>
-        <w:rPr>
-          <w:rFonts w:ascii="Times New Roman" w:hAnsi="Times New Roman" w:cs="Times New Roman"/>
-          <w:sz w:val="28"/>
-          <w:szCs w:val="28"/>
-        </w:rPr>
-      </w:pPr>
-      <w:r>
-        <w:rPr>
-          <w:rFonts w:ascii="Times New Roman" w:hAnsi="Times New Roman" w:cs="Times New Roman"/>
-          <w:sz w:val="28"/>
-          <w:szCs w:val="28"/>
-        </w:rPr>
         <w:t xml:space="preserve">2. Введите команду (может потребоваться установка пакета </w:t>
       </w:r>
       <w:proofErr w:type="spellStart"/>
@@ -2950,9 +2968,9 @@
         </w:rPr>
         <w:lastRenderedPageBreak/>
         <w:drawing>
-          <wp:inline distT="0" distB="0" distL="0" distR="0" wp14:anchorId="10E3483E" wp14:editId="7A572865">
-            <wp:extent cx="6678930" cy="2713990"/>
-            <wp:effectExtent l="0" t="0" r="1270" b="3810"/>
+          <wp:inline distT="0" distB="0" distL="0" distR="0" wp14:anchorId="10E3483E" wp14:editId="7B90B115">
+            <wp:extent cx="5894070" cy="2395061"/>
+            <wp:effectExtent l="0" t="0" r="0" b="5715"/>
             <wp:docPr id="239462498" name="Рисунок 8"/>
             <wp:cNvGraphicFramePr>
               <a:graphicFrameLocks xmlns:a="http://schemas.openxmlformats.org/drawingml/2006/main" noChangeAspect="1"/>
@@ -2979,7 +2997,7 @@
                   <pic:spPr>
                     <a:xfrm>
                       <a:off x="0" y="0"/>
-                      <a:ext cx="6678930" cy="2713990"/>
+                      <a:ext cx="5904329" cy="2399230"/>
                     </a:xfrm>
                     <a:prstGeom prst="rect">
                       <a:avLst/>
@@ -4021,7 +4039,16 @@
                 <w:sz w:val="28"/>
                 <w:szCs w:val="28"/>
               </w:rPr>
-              <w:t>Идентификатор уязвимости</w:t>
+              <w:t xml:space="preserve">Идентификатор </w:t>
+            </w:r>
+            <w:proofErr w:type="gramStart"/>
+            <w:r>
+              <w:rPr>
+                <w:rFonts w:ascii="Times New Roman" w:hAnsi="Times New Roman" w:cs="Times New Roman"/>
+                <w:sz w:val="28"/>
+                <w:szCs w:val="28"/>
+              </w:rPr>
+              <w:t>уязвимости</w:t>
             </w:r>
             <w:r>
               <w:rPr>
@@ -4030,7 +4057,17 @@
                 <w:szCs w:val="28"/>
                 <w:lang w:val="en-US"/>
               </w:rPr>
-              <w:t>(CVE ID)</w:t>
+              <w:t>(</w:t>
+            </w:r>
+            <w:proofErr w:type="gramEnd"/>
+            <w:r>
+              <w:rPr>
+                <w:rFonts w:ascii="Times New Roman" w:hAnsi="Times New Roman" w:cs="Times New Roman"/>
+                <w:sz w:val="28"/>
+                <w:szCs w:val="28"/>
+                <w:lang w:val="en-US"/>
+              </w:rPr>
+              <w:t>CVE ID)</w:t>
             </w:r>
           </w:p>
         </w:tc>
@@ -4199,7 +4236,147 @@
                 <w:szCs w:val="28"/>
                 <w:lang w:val="en-US"/>
               </w:rPr>
-              <w:t>CVSS:3.1/AV:N/AC:L/PR:N/UI:N/S:U/C:N/I:N/A:H</w:t>
+              <w:t>CVSS:3.1/</w:t>
+            </w:r>
+            <w:proofErr w:type="gramStart"/>
+            <w:r>
+              <w:rPr>
+                <w:rFonts w:ascii="Times New Roman" w:hAnsi="Times New Roman" w:cs="Times New Roman"/>
+                <w:sz w:val="28"/>
+                <w:szCs w:val="28"/>
+                <w:lang w:val="en-US"/>
+              </w:rPr>
+              <w:t>AV:N</w:t>
+            </w:r>
+            <w:proofErr w:type="gramEnd"/>
+            <w:r>
+              <w:rPr>
+                <w:rFonts w:ascii="Times New Roman" w:hAnsi="Times New Roman" w:cs="Times New Roman"/>
+                <w:sz w:val="28"/>
+                <w:szCs w:val="28"/>
+                <w:lang w:val="en-US"/>
+              </w:rPr>
+              <w:t>/</w:t>
+            </w:r>
+            <w:proofErr w:type="gramStart"/>
+            <w:r>
+              <w:rPr>
+                <w:rFonts w:ascii="Times New Roman" w:hAnsi="Times New Roman" w:cs="Times New Roman"/>
+                <w:sz w:val="28"/>
+                <w:szCs w:val="28"/>
+                <w:lang w:val="en-US"/>
+              </w:rPr>
+              <w:t>AC:L</w:t>
+            </w:r>
+            <w:proofErr w:type="gramEnd"/>
+            <w:r>
+              <w:rPr>
+                <w:rFonts w:ascii="Times New Roman" w:hAnsi="Times New Roman" w:cs="Times New Roman"/>
+                <w:sz w:val="28"/>
+                <w:szCs w:val="28"/>
+                <w:lang w:val="en-US"/>
+              </w:rPr>
+              <w:t>/</w:t>
+            </w:r>
+            <w:proofErr w:type="gramStart"/>
+            <w:r>
+              <w:rPr>
+                <w:rFonts w:ascii="Times New Roman" w:hAnsi="Times New Roman" w:cs="Times New Roman"/>
+                <w:sz w:val="28"/>
+                <w:szCs w:val="28"/>
+                <w:lang w:val="en-US"/>
+              </w:rPr>
+              <w:t>PR:N</w:t>
+            </w:r>
+            <w:proofErr w:type="gramEnd"/>
+            <w:r>
+              <w:rPr>
+                <w:rFonts w:ascii="Times New Roman" w:hAnsi="Times New Roman" w:cs="Times New Roman"/>
+                <w:sz w:val="28"/>
+                <w:szCs w:val="28"/>
+                <w:lang w:val="en-US"/>
+              </w:rPr>
+              <w:t>/</w:t>
+            </w:r>
+            <w:proofErr w:type="gramStart"/>
+            <w:r>
+              <w:rPr>
+                <w:rFonts w:ascii="Times New Roman" w:hAnsi="Times New Roman" w:cs="Times New Roman"/>
+                <w:sz w:val="28"/>
+                <w:szCs w:val="28"/>
+                <w:lang w:val="en-US"/>
+              </w:rPr>
+              <w:t>UI:N</w:t>
+            </w:r>
+            <w:proofErr w:type="gramEnd"/>
+            <w:r>
+              <w:rPr>
+                <w:rFonts w:ascii="Times New Roman" w:hAnsi="Times New Roman" w:cs="Times New Roman"/>
+                <w:sz w:val="28"/>
+                <w:szCs w:val="28"/>
+                <w:lang w:val="en-US"/>
+              </w:rPr>
+              <w:t>/</w:t>
+            </w:r>
+            <w:proofErr w:type="gramStart"/>
+            <w:r>
+              <w:rPr>
+                <w:rFonts w:ascii="Times New Roman" w:hAnsi="Times New Roman" w:cs="Times New Roman"/>
+                <w:sz w:val="28"/>
+                <w:szCs w:val="28"/>
+                <w:lang w:val="en-US"/>
+              </w:rPr>
+              <w:t>S:U</w:t>
+            </w:r>
+            <w:proofErr w:type="gramEnd"/>
+            <w:r>
+              <w:rPr>
+                <w:rFonts w:ascii="Times New Roman" w:hAnsi="Times New Roman" w:cs="Times New Roman"/>
+                <w:sz w:val="28"/>
+                <w:szCs w:val="28"/>
+                <w:lang w:val="en-US"/>
+              </w:rPr>
+              <w:t>/</w:t>
+            </w:r>
+            <w:proofErr w:type="gramStart"/>
+            <w:r>
+              <w:rPr>
+                <w:rFonts w:ascii="Times New Roman" w:hAnsi="Times New Roman" w:cs="Times New Roman"/>
+                <w:sz w:val="28"/>
+                <w:szCs w:val="28"/>
+                <w:lang w:val="en-US"/>
+              </w:rPr>
+              <w:t>C:N</w:t>
+            </w:r>
+            <w:proofErr w:type="gramEnd"/>
+            <w:r>
+              <w:rPr>
+                <w:rFonts w:ascii="Times New Roman" w:hAnsi="Times New Roman" w:cs="Times New Roman"/>
+                <w:sz w:val="28"/>
+                <w:szCs w:val="28"/>
+                <w:lang w:val="en-US"/>
+              </w:rPr>
+              <w:t>/</w:t>
+            </w:r>
+            <w:proofErr w:type="gramStart"/>
+            <w:r>
+              <w:rPr>
+                <w:rFonts w:ascii="Times New Roman" w:hAnsi="Times New Roman" w:cs="Times New Roman"/>
+                <w:sz w:val="28"/>
+                <w:szCs w:val="28"/>
+                <w:lang w:val="en-US"/>
+              </w:rPr>
+              <w:t>I:N</w:t>
+            </w:r>
+            <w:proofErr w:type="gramEnd"/>
+            <w:r>
+              <w:rPr>
+                <w:rFonts w:ascii="Times New Roman" w:hAnsi="Times New Roman" w:cs="Times New Roman"/>
+                <w:sz w:val="28"/>
+                <w:szCs w:val="28"/>
+                <w:lang w:val="en-US"/>
+              </w:rPr>
+              <w:t>/A:H</w:t>
             </w:r>
           </w:p>
         </w:tc>
@@ -4450,7 +4627,25 @@
           <w:sz w:val="28"/>
           <w:szCs w:val="28"/>
         </w:rPr>
-        <w:t>1. На странице выбранной вами CVE найдите раздел "</w:t>
+        <w:t xml:space="preserve">1. </w:t>
+      </w:r>
+      <w:proofErr w:type="gramStart"/>
+      <w:r>
+        <w:rPr>
+          <w:rFonts w:ascii="Times New Roman" w:hAnsi="Times New Roman" w:cs="Times New Roman"/>
+          <w:sz w:val="28"/>
+          <w:szCs w:val="28"/>
+        </w:rPr>
+        <w:t>На странице</w:t>
+      </w:r>
+      <w:proofErr w:type="gramEnd"/>
+      <w:r>
+        <w:rPr>
+          <w:rFonts w:ascii="Times New Roman" w:hAnsi="Times New Roman" w:cs="Times New Roman"/>
+          <w:sz w:val="28"/>
+          <w:szCs w:val="28"/>
+        </w:rPr>
+        <w:t xml:space="preserve"> выбранной вами CVE найдите раздел "</w:t>
       </w:r>
       <w:proofErr w:type="spellStart"/>
       <w:r>
@@ -7152,6 +7347,7 @@
   <w:style w:type="character" w:default="1" w:styleId="a0">
     <w:name w:val="Default Paragraph Font"/>
     <w:uiPriority w:val="1"/>
+    <w:semiHidden/>
     <w:unhideWhenUsed/>
   </w:style>
   <w:style w:type="table" w:default="1" w:styleId="a1">
